--- a/note/Flow of Tables pos_phone.docx
+++ b/note/Flow of Tables pos_phone.docx
@@ -386,7 +386,17 @@
                 <w:lang w:bidi="ar-SA"/>
                 <w14:ligatures w14:val="none"/>
               </w:rPr>
-              <w:t>name</w:t>
+              <w:t>N</w:t>
+            </w:r>
+            <w:r>
+              <w:rPr>
+                <w:rFonts w:ascii="Khmer OS Siemreap" w:eastAsia="Times New Roman" w:hAnsi="Khmer OS Siemreap" w:cs="Khmer OS Siemreap"/>
+                <w:kern w:val="0"/>
+                <w:szCs w:val="24"/>
+                <w:lang w:bidi="ar-SA"/>
+                <w14:ligatures w14:val="none"/>
+              </w:rPr>
+              <w:t>ame</w:t>
             </w:r>
           </w:p>
         </w:tc>
@@ -482,7 +492,17 @@
                 <w:lang w:bidi="ar-SA"/>
                 <w14:ligatures w14:val="none"/>
               </w:rPr>
-              <w:t>slug</w:t>
+              <w:t>S</w:t>
+            </w:r>
+            <w:r>
+              <w:rPr>
+                <w:rFonts w:ascii="Khmer OS Siemreap" w:eastAsia="Times New Roman" w:hAnsi="Khmer OS Siemreap" w:cs="Khmer OS Siemreap"/>
+                <w:kern w:val="0"/>
+                <w:szCs w:val="24"/>
+                <w:lang w:bidi="ar-SA"/>
+                <w14:ligatures w14:val="none"/>
+              </w:rPr>
+              <w:t>lug</w:t>
             </w:r>
           </w:p>
         </w:tc>
@@ -578,7 +598,17 @@
                 <w:lang w:bidi="ar-SA"/>
                 <w14:ligatures w14:val="none"/>
               </w:rPr>
-              <w:t>status</w:t>
+              <w:t>S</w:t>
+            </w:r>
+            <w:r>
+              <w:rPr>
+                <w:rFonts w:ascii="Khmer OS Siemreap" w:eastAsia="Times New Roman" w:hAnsi="Khmer OS Siemreap" w:cs="Khmer OS Siemreap"/>
+                <w:kern w:val="0"/>
+                <w:szCs w:val="24"/>
+                <w:lang w:bidi="ar-SA"/>
+                <w14:ligatures w14:val="none"/>
+              </w:rPr>
+              <w:t>tatus</w:t>
             </w:r>
           </w:p>
         </w:tc>
@@ -19761,92 +19791,6 @@
       </w:tr>
       <w:tr>
         <w:trPr>
-          <w:trHeight w:val="468"/>
-        </w:trPr>
-        <w:tc>
-          <w:tcPr>
-            <w:tcW w:w="0" w:type="auto"/>
-            <w:hideMark/>
-          </w:tcPr>
-          <w:p>
-            <w:pPr>
-              <w:rPr>
-                <w:rFonts w:ascii="Khmer OS Siemreap" w:eastAsia="Times New Roman" w:hAnsi="Khmer OS Siemreap" w:cs="Khmer OS Siemreap"/>
-                <w:kern w:val="0"/>
-                <w:szCs w:val="24"/>
-                <w:lang w:bidi="ar-SA"/>
-                <w14:ligatures w14:val="none"/>
-              </w:rPr>
-            </w:pPr>
-            <w:r>
-              <w:rPr>
-                <w:rFonts w:ascii="Khmer OS Siemreap" w:eastAsia="Times New Roman" w:hAnsi="Khmer OS Siemreap" w:cs="Khmer OS Siemreap"/>
-                <w:kern w:val="0"/>
-                <w:szCs w:val="24"/>
-                <w:lang w:bidi="ar-SA"/>
-                <w14:ligatures w14:val="none"/>
-              </w:rPr>
-              <w:t>test</w:t>
-            </w:r>
-          </w:p>
-        </w:tc>
-        <w:tc>
-          <w:tcPr>
-            <w:tcW w:w="0" w:type="auto"/>
-            <w:hideMark/>
-          </w:tcPr>
-          <w:p>
-            <w:pPr>
-              <w:rPr>
-                <w:rFonts w:ascii="Khmer OS Siemreap" w:eastAsia="Times New Roman" w:hAnsi="Khmer OS Siemreap" w:cs="Khmer OS Siemreap"/>
-                <w:kern w:val="0"/>
-                <w:szCs w:val="24"/>
-                <w:lang w:bidi="ar-SA"/>
-                <w14:ligatures w14:val="none"/>
-              </w:rPr>
-            </w:pPr>
-            <w:r>
-              <w:rPr>
-                <w:rFonts w:ascii="Khmer OS Siemreap" w:eastAsia="Times New Roman" w:hAnsi="Khmer OS Siemreap" w:cs="Khmer OS Siemreap"/>
-                <w:kern w:val="0"/>
-                <w:szCs w:val="24"/>
-                <w:lang w:bidi="ar-SA"/>
-                <w14:ligatures w14:val="none"/>
-              </w:rPr>
-              <w:t>Text</w:t>
-            </w:r>
-          </w:p>
-        </w:tc>
-        <w:tc>
-          <w:tcPr>
-            <w:tcW w:w="0" w:type="auto"/>
-            <w:hideMark/>
-          </w:tcPr>
-          <w:p>
-            <w:pPr>
-              <w:rPr>
-                <w:rFonts w:ascii="Khmer OS Siemreap" w:eastAsia="Times New Roman" w:hAnsi="Khmer OS Siemreap" w:cs="Khmer OS Siemreap"/>
-                <w:kern w:val="0"/>
-                <w:szCs w:val="24"/>
-                <w:lang w:bidi="ar-SA"/>
-                <w14:ligatures w14:val="none"/>
-              </w:rPr>
-            </w:pPr>
-            <w:r>
-              <w:rPr>
-                <w:rFonts w:ascii="Khmer OS Siemreap" w:eastAsia="Times New Roman" w:hAnsi="Khmer OS Siemreap" w:cs="Khmer OS Siemreap"/>
-                <w:kern w:val="0"/>
-                <w:szCs w:val="24"/>
-                <w:cs/>
-                <w14:ligatures w14:val="none"/>
-              </w:rPr>
-              <w:t>ព័ត៌មានសម្រាប់តេស្តទិន្នន័យ</w:t>
-            </w:r>
-          </w:p>
-        </w:tc>
-      </w:tr>
-      <w:tr>
-        <w:trPr>
           <w:trHeight w:val="457"/>
         </w:trPr>
         <w:tc>
@@ -24678,6 +24622,17 @@
         </w:tc>
       </w:tr>
     </w:tbl>
+    <w:p>
+      <w:pPr>
+        <w:spacing w:after="100" w:afterAutospacing="1" w:line="240" w:lineRule="auto"/>
+        <w:rPr>
+          <w:rFonts w:ascii="Khmer OS Siemreap" w:eastAsia="Times New Roman" w:hAnsi="Khmer OS Siemreap" w:cs="Khmer OS Siemreap"/>
+          <w:kern w:val="0"/>
+          <w:szCs w:val="24"/>
+          <w14:ligatures w14:val="none"/>
+        </w:rPr>
+      </w:pPr>
+    </w:p>
     <w:p>
       <w:pPr>
         <w:spacing w:after="100" w:afterAutospacing="1" w:line="240" w:lineRule="auto"/>
@@ -25850,6 +25805,7 @@
   <w:style w:type="character" w:default="1" w:styleId="DefaultParagraphFont">
     <w:name w:val="Default Paragraph Font"/>
     <w:uiPriority w:val="1"/>
+    <w:semiHidden/>
     <w:unhideWhenUsed/>
   </w:style>
   <w:style w:type="table" w:default="1" w:styleId="TableNormal">
